--- a/people.docx
+++ b/people.docx
@@ -67,14 +67,14 @@
         <w:rPr>
           <w:b/>
           <w:bCs/>
-          <w:lang w:val="en-US"/>
-        </w:rPr>
-      </w:pPr>
-      <w:r>
-        <w:rPr>
-          <w:b/>
-          <w:bCs/>
-          <w:lang w:val="en-US"/>
+          <w:lang w:val="pt-PT"/>
+        </w:rPr>
+      </w:pPr>
+      <w:r>
+        <w:rPr>
+          <w:b/>
+          <w:bCs/>
+          <w:lang w:val="pt-PT"/>
         </w:rPr>
         <w:t>Filipe Moura</w:t>
       </w:r>
@@ -84,33 +84,31 @@
         <w:spacing w:after="0" w:line="240" w:lineRule="auto"/>
         <w:jc w:val="center"/>
         <w:rPr>
-          <w:lang w:val="en-US"/>
-        </w:rPr>
-      </w:pPr>
-      <w:r>
-        <w:rPr>
-          <w:lang w:val="en-US"/>
+          <w:lang w:val="pt-PT"/>
+        </w:rPr>
+      </w:pPr>
+      <w:r>
+        <w:rPr>
+          <w:lang w:val="pt-PT"/>
         </w:rPr>
         <w:t>Project coordinator</w:t>
       </w:r>
     </w:p>
     <w:p>
       <w:pPr>
-        <w:spacing w:after="0" w:line="240" w:lineRule="auto"/>
-        <w:jc w:val="center"/>
-        <w:rPr>
-          <w:b/>
-          <w:bCs/>
+        <w:spacing w:after="0"/>
+        <w:jc w:val="center"/>
+        <w:rPr>
+          <w:lang w:val="pt-PT"/>
         </w:rPr>
       </w:pPr>
       <w:hyperlink r:id="rId4" w:history="1">
         <w:r>
           <w:rPr>
             <w:rStyle w:val="Hipervnculo"/>
-            <w:b/>
-            <w:bCs/>
+            <w:lang w:val="pt-PT"/>
           </w:rPr>
-          <w:t>https://orcid.org/0000-0001-7749-8490</w:t>
+          <w:t>https://www.linkedin.com/in/mourafilipe/</w:t>
         </w:r>
       </w:hyperlink>
     </w:p>
@@ -138,18 +136,16 @@
         <w:spacing w:after="0"/>
         <w:jc w:val="center"/>
         <w:rPr>
-          <w:b/>
-          <w:bCs/>
+          <w:lang w:val="en-US"/>
         </w:rPr>
       </w:pPr>
       <w:hyperlink r:id="rId5" w:history="1">
         <w:r>
           <w:rPr>
             <w:rStyle w:val="Hipervnculo"/>
-            <w:b/>
-            <w:bCs/>
+            <w:lang w:val="en-US"/>
           </w:rPr>
-          <w:t>https://orcid.org/0000-0002-2725-0435</w:t>
+          <w:t>https://www.linkedin.com/in/j%C3%A9ssica-g-lucena/?locale=pt</w:t>
         </w:r>
       </w:hyperlink>
     </w:p>
@@ -197,37 +193,29 @@
         <w:rPr>
           <w:b/>
           <w:bCs/>
-          <w:lang w:val="en-US"/>
-        </w:rPr>
-      </w:pPr>
-      <w:r>
-        <w:rPr>
-          <w:b/>
-          <w:bCs/>
-          <w:lang w:val="en-US"/>
+          <w:lang w:val="pt-PT"/>
+        </w:rPr>
+      </w:pPr>
+      <w:r>
+        <w:rPr>
+          <w:b/>
+          <w:bCs/>
+          <w:lang w:val="pt-PT"/>
         </w:rPr>
         <w:t>Andrea Arévalo Támara</w:t>
       </w:r>
     </w:p>
     <w:p>
       <w:pPr>
-        <w:spacing w:after="0"/>
-        <w:jc w:val="center"/>
-        <w:rPr>
-          <w:b/>
-          <w:bCs/>
-          <w:lang w:val="en-US"/>
-        </w:rPr>
+        <w:spacing w:after="0" w:line="240" w:lineRule="auto"/>
+        <w:jc w:val="center"/>
       </w:pPr>
       <w:hyperlink r:id="rId7" w:history="1">
         <w:r>
           <w:rPr>
             <w:rStyle w:val="Hipervnculo"/>
-            <w:b/>
-            <w:bCs/>
-            <w:lang w:val="en-US"/>
           </w:rPr>
-          <w:t>https://orcid.org/0000-0002-8545-353X</w:t>
+          <w:t>www.linkedin.com/in/andrea-stefannia-arévalo-támara-3a305494</w:t>
         </w:r>
       </w:hyperlink>
     </w:p>
@@ -238,7 +226,7 @@
         <w:rPr>
           <w:rFonts w:ascii="Times New Roman" w:eastAsia="Times New Roman" w:hAnsi="Times New Roman" w:cs="Times New Roman"/>
           <w:kern w:val="0"/>
-          <w:lang w:eastAsia="es-ES"/>
+          <w:lang w:val="pt-PT" w:eastAsia="es-ES"/>
           <w14:ligatures w14:val="none"/>
         </w:rPr>
       </w:pPr>
@@ -246,7 +234,7 @@
         <w:rPr>
           <w:rFonts w:ascii="Times New Roman" w:eastAsia="Times New Roman" w:hAnsi="Times New Roman" w:cs="Times New Roman"/>
           <w:kern w:val="0"/>
-          <w:lang w:eastAsia="es-ES"/>
+          <w:lang w:val="pt-PT" w:eastAsia="es-ES"/>
           <w14:ligatures w14:val="none"/>
         </w:rPr>
         <w:t> </w:t>
@@ -259,14 +247,14 @@
         <w:rPr>
           <w:b/>
           <w:bCs/>
-          <w:lang w:val="en-US"/>
-        </w:rPr>
-      </w:pPr>
-      <w:r>
-        <w:rPr>
-          <w:b/>
-          <w:bCs/>
-          <w:lang w:val="en-US"/>
+          <w:lang w:val="pt-PT"/>
+        </w:rPr>
+      </w:pPr>
+      <w:r>
+        <w:rPr>
+          <w:b/>
+          <w:bCs/>
+          <w:lang w:val="pt-PT"/>
         </w:rPr>
         <w:t>Gonçalo Matos</w:t>
       </w:r>
@@ -276,20 +264,16 @@
         <w:spacing w:after="0"/>
         <w:jc w:val="center"/>
         <w:rPr>
-          <w:b/>
-          <w:bCs/>
-          <w:lang w:val="en-US"/>
+          <w:lang w:val="pt-PT"/>
         </w:rPr>
       </w:pPr>
       <w:hyperlink r:id="rId8" w:history="1">
         <w:r>
           <w:rPr>
             <w:rStyle w:val="Hipervnculo"/>
-            <w:b/>
-            <w:bCs/>
-            <w:lang w:val="en-US"/>
+            <w:lang w:val="pt-PT"/>
           </w:rPr>
-          <w:t>https://orcid.org/0009-0001-3489-1732</w:t>
+          <w:t>https://www.linkedin.com/in/goncalofmatos/</w:t>
         </w:r>
       </w:hyperlink>
     </w:p>
@@ -300,53 +284,33 @@
         <w:rPr>
           <w:b/>
           <w:bCs/>
-          <w:lang w:val="en-US"/>
-        </w:rPr>
-      </w:pPr>
-      <w:r>
-        <w:rPr>
-          <w:b/>
-          <w:bCs/>
-          <w:lang w:val="en-US"/>
-        </w:rPr>
-        <w:t>Rosa F</w:t>
-      </w:r>
-      <w:r>
-        <w:rPr>
-          <w:b/>
-          <w:bCs/>
-          <w:lang w:val="en-US"/>
-        </w:rPr>
-        <w:t>é</w:t>
-      </w:r>
-      <w:r>
-        <w:rPr>
-          <w:b/>
-          <w:bCs/>
-          <w:lang w:val="en-US"/>
-        </w:rPr>
-        <w:t>lix</w:t>
-      </w:r>
-    </w:p>
-    <w:p>
-      <w:pPr>
-        <w:spacing w:after="0"/>
-        <w:jc w:val="center"/>
-        <w:rPr>
-          <w:b/>
-          <w:bCs/>
-          <w:lang w:val="en-US"/>
+          <w:lang w:val="pt-PT"/>
+        </w:rPr>
+      </w:pPr>
+      <w:r>
+        <w:rPr>
+          <w:b/>
+          <w:bCs/>
+          <w:lang w:val="pt-PT"/>
+        </w:rPr>
+        <w:t>Rosa Félix</w:t>
+      </w:r>
+    </w:p>
+    <w:p>
+      <w:pPr>
+        <w:spacing w:after="0"/>
+        <w:jc w:val="center"/>
+        <w:rPr>
+          <w:lang w:val="pt-PT"/>
         </w:rPr>
       </w:pPr>
       <w:hyperlink r:id="rId9" w:history="1">
         <w:r>
           <w:rPr>
             <w:rStyle w:val="Hipervnculo"/>
-            <w:b/>
-            <w:bCs/>
-            <w:lang w:val="en-US"/>
+            <w:lang w:val="pt-PT"/>
           </w:rPr>
-          <w:t>https://orcid.org/0000-0002-5642-6006</w:t>
+          <w:t>https://www.linkedin.com/in/rosamfelix/</w:t>
         </w:r>
       </w:hyperlink>
     </w:p>
@@ -357,7 +321,7 @@
         <w:rPr>
           <w:b/>
           <w:bCs/>
-          <w:lang w:val="en-US"/>
+          <w:lang w:val="pt-PT"/>
         </w:rPr>
       </w:pPr>
     </w:p>
@@ -369,7 +333,7 @@
           <w:b/>
           <w:bCs/>
           <w:color w:val="4EA72E" w:themeColor="accent6"/>
-          <w:lang w:val="en-US"/>
+          <w:lang w:val="pt-PT"/>
         </w:rPr>
       </w:pPr>
       <w:r>
@@ -377,7 +341,7 @@
           <w:b/>
           <w:bCs/>
           <w:color w:val="4EA72E" w:themeColor="accent6"/>
-          <w:lang w:val="en-US"/>
+          <w:lang w:val="pt-PT"/>
         </w:rPr>
         <w:t>DANMARKS TEKNISKE UNIVERSITET</w:t>
       </w:r>
@@ -386,7 +350,7 @@
           <w:b/>
           <w:bCs/>
           <w:color w:val="4EA72E" w:themeColor="accent6"/>
-          <w:lang w:val="en-US"/>
+          <w:lang w:val="pt-PT"/>
         </w:rPr>
         <w:t xml:space="preserve"> (DTU)</w:t>
       </w:r>
@@ -398,25 +362,25 @@
         <w:rPr>
           <w:b/>
           <w:bCs/>
-          <w:lang w:val="en-US"/>
-        </w:rPr>
-      </w:pPr>
-    </w:p>
-    <w:p>
-      <w:pPr>
-        <w:spacing w:after="0"/>
-        <w:jc w:val="center"/>
-        <w:rPr>
-          <w:b/>
-          <w:bCs/>
-          <w:lang w:val="en-US"/>
-        </w:rPr>
-      </w:pPr>
-      <w:r>
-        <w:rPr>
-          <w:b/>
-          <w:bCs/>
-          <w:lang w:val="en-US"/>
+          <w:lang w:val="pt-PT"/>
+        </w:rPr>
+      </w:pPr>
+    </w:p>
+    <w:p>
+      <w:pPr>
+        <w:spacing w:after="0"/>
+        <w:jc w:val="center"/>
+        <w:rPr>
+          <w:b/>
+          <w:bCs/>
+          <w:lang w:val="pt-PT"/>
+        </w:rPr>
+      </w:pPr>
+      <w:r>
+        <w:rPr>
+          <w:b/>
+          <w:bCs/>
+          <w:lang w:val="pt-PT"/>
         </w:rPr>
         <w:t>Victor Andrade</w:t>
       </w:r>
@@ -426,30 +390,24 @@
         <w:spacing w:after="0"/>
         <w:jc w:val="center"/>
         <w:rPr>
-          <w:lang w:val="en-US"/>
-        </w:rPr>
-      </w:pPr>
-      <w:r>
-        <w:rPr>
-          <w:lang w:val="en-US"/>
-        </w:rPr>
-        <w:t>Principal Investigator from</w:t>
-      </w:r>
-      <w:r>
-        <w:rPr>
-          <w:lang w:val="en-US"/>
-        </w:rPr>
-        <w:t xml:space="preserve"> DTU</w:t>
-      </w:r>
-    </w:p>
-    <w:p>
-      <w:pPr>
-        <w:spacing w:after="0"/>
-        <w:jc w:val="center"/>
-        <w:rPr>
-          <w:b/>
-          <w:bCs/>
-          <w:lang w:val="en-US"/>
+          <w:lang w:val="pt-PT"/>
+        </w:rPr>
+      </w:pPr>
+      <w:r>
+        <w:rPr>
+          <w:lang w:val="pt-PT"/>
+        </w:rPr>
+        <w:t>Principal Investigator from DTU</w:t>
+      </w:r>
+    </w:p>
+    <w:p>
+      <w:pPr>
+        <w:spacing w:after="0"/>
+        <w:jc w:val="center"/>
+        <w:rPr>
+          <w:b/>
+          <w:bCs/>
+          <w:lang w:val="pt-PT"/>
         </w:rPr>
       </w:pPr>
       <w:hyperlink r:id="rId10" w:history="1">
@@ -458,9 +416,9 @@
             <w:rStyle w:val="Hipervnculo"/>
             <w:b/>
             <w:bCs/>
-            <w:lang w:val="en-US"/>
+            <w:lang w:val="pt-PT"/>
           </w:rPr>
-          <w:t>https://orcid.org/0000-0001-5466-6455</w:t>
+          <w:t>https://www.linkedin.com/in/victor-andrade-77216a17a/</w:t>
         </w:r>
       </w:hyperlink>
     </w:p>
@@ -471,14 +429,25 @@
         <w:rPr>
           <w:b/>
           <w:bCs/>
-          <w:lang w:val="en-US"/>
-        </w:rPr>
-      </w:pPr>
-      <w:r>
-        <w:rPr>
-          <w:b/>
-          <w:bCs/>
-          <w:lang w:val="en-US"/>
+          <w:lang w:val="pt-PT"/>
+        </w:rPr>
+      </w:pPr>
+    </w:p>
+    <w:p>
+      <w:pPr>
+        <w:spacing w:after="0"/>
+        <w:jc w:val="center"/>
+        <w:rPr>
+          <w:b/>
+          <w:bCs/>
+          <w:lang w:val="pt-PT"/>
+        </w:rPr>
+      </w:pPr>
+      <w:r>
+        <w:rPr>
+          <w:b/>
+          <w:bCs/>
+          <w:lang w:val="pt-PT"/>
         </w:rPr>
         <w:t>Marcela Kanitz</w:t>
       </w:r>
@@ -488,18 +457,16 @@
         <w:spacing w:after="0"/>
         <w:jc w:val="center"/>
         <w:rPr>
-          <w:b/>
-          <w:bCs/>
+          <w:lang w:val="pt-PT"/>
         </w:rPr>
       </w:pPr>
       <w:hyperlink r:id="rId11" w:history="1">
         <w:r>
           <w:rPr>
             <w:rStyle w:val="Hipervnculo"/>
-            <w:b/>
-            <w:bCs/>
+            <w:lang w:val="pt-PT"/>
           </w:rPr>
-          <w:t>https://orcid.org/0009-0001-8426-2168</w:t>
+          <w:t>https://www.linkedin.com/in/marcelakanitz/?locale=en</w:t>
         </w:r>
       </w:hyperlink>
     </w:p>
@@ -510,12 +477,14 @@
         <w:rPr>
           <w:b/>
           <w:bCs/>
-        </w:rPr>
-      </w:pPr>
-      <w:r>
-        <w:rPr>
-          <w:b/>
-          <w:bCs/>
+          <w:lang w:val="pt-PT"/>
+        </w:rPr>
+      </w:pPr>
+      <w:r>
+        <w:rPr>
+          <w:b/>
+          <w:bCs/>
+          <w:lang w:val="pt-PT"/>
         </w:rPr>
         <w:t>Giana Carli Lorenzini</w:t>
       </w:r>
@@ -527,6 +496,7 @@
         <w:rPr>
           <w:b/>
           <w:bCs/>
+          <w:lang w:val="pt-PT"/>
         </w:rPr>
       </w:pPr>
       <w:hyperlink r:id="rId12" w:history="1">
@@ -535,8 +505,9 @@
             <w:rStyle w:val="Hipervnculo"/>
             <w:b/>
             <w:bCs/>
+            <w:lang w:val="pt-PT"/>
           </w:rPr>
-          <w:t>https://orcid.org/0000-0002-5282-5616</w:t>
+          <w:t>https://www.linkedin.com/in/gianalorenzini/</w:t>
         </w:r>
       </w:hyperlink>
     </w:p>
@@ -547,6 +518,18 @@
         <w:rPr>
           <w:b/>
           <w:bCs/>
+          <w:lang w:val="pt-PT"/>
+        </w:rPr>
+      </w:pPr>
+    </w:p>
+    <w:p>
+      <w:pPr>
+        <w:spacing w:after="0"/>
+        <w:jc w:val="center"/>
+        <w:rPr>
+          <w:b/>
+          <w:bCs/>
+          <w:lang w:val="pt-PT"/>
         </w:rPr>
       </w:pPr>
     </w:p>
@@ -558,6 +541,7 @@
           <w:b/>
           <w:bCs/>
           <w:color w:val="4EA72E" w:themeColor="accent6"/>
+          <w:lang w:val="pt-PT"/>
         </w:rPr>
       </w:pPr>
       <w:r>
@@ -565,52 +549,44 @@
           <w:b/>
           <w:bCs/>
           <w:color w:val="4EA72E" w:themeColor="accent6"/>
-        </w:rPr>
-        <w:t>TECHNISCHE UNIVERSITEIT DELFT</w:t>
+          <w:lang w:val="pt-PT"/>
+        </w:rPr>
+        <w:t xml:space="preserve">TECHNISCHE UNIVERSITEIT DELFT - </w:t>
       </w:r>
       <w:r>
         <w:rPr>
           <w:b/>
           <w:bCs/>
           <w:color w:val="4EA72E" w:themeColor="accent6"/>
-        </w:rPr>
-        <w:t xml:space="preserve"> - </w:t>
-      </w:r>
-      <w:proofErr w:type="spellStart"/>
-      <w:r>
-        <w:rPr>
-          <w:b/>
-          <w:bCs/>
-          <w:color w:val="4EA72E" w:themeColor="accent6"/>
+          <w:lang w:val="pt-PT"/>
         </w:rPr>
         <w:t>TUDelft</w:t>
       </w:r>
-      <w:proofErr w:type="spellEnd"/>
-    </w:p>
-    <w:p>
-      <w:pPr>
-        <w:spacing w:after="0"/>
-        <w:jc w:val="center"/>
-        <w:rPr>
-          <w:lang w:val="en-US"/>
-        </w:rPr>
-      </w:pPr>
-    </w:p>
-    <w:p>
-      <w:pPr>
-        <w:spacing w:after="0"/>
-        <w:jc w:val="center"/>
-        <w:rPr>
-          <w:b/>
-          <w:bCs/>
-          <w:lang w:val="en-US"/>
-        </w:rPr>
-      </w:pPr>
-      <w:r>
-        <w:rPr>
-          <w:b/>
-          <w:bCs/>
-          <w:lang w:val="en-US"/>
+    </w:p>
+    <w:p>
+      <w:pPr>
+        <w:spacing w:after="0"/>
+        <w:jc w:val="center"/>
+        <w:rPr>
+          <w:lang w:val="pt-PT"/>
+        </w:rPr>
+      </w:pPr>
+    </w:p>
+    <w:p>
+      <w:pPr>
+        <w:spacing w:after="0"/>
+        <w:jc w:val="center"/>
+        <w:rPr>
+          <w:b/>
+          <w:bCs/>
+          <w:lang w:val="pt-PT"/>
+        </w:rPr>
+      </w:pPr>
+      <w:r>
+        <w:rPr>
+          <w:b/>
+          <w:bCs/>
+          <w:lang w:val="pt-PT"/>
         </w:rPr>
         <w:t>Oscar Oviedo Trespalacios</w:t>
       </w:r>
@@ -620,47 +596,31 @@
         <w:spacing w:after="0"/>
         <w:jc w:val="center"/>
         <w:rPr>
-          <w:lang w:val="en-US"/>
-        </w:rPr>
-      </w:pPr>
-      <w:r>
-        <w:rPr>
-          <w:lang w:val="en-US"/>
-        </w:rPr>
-        <w:t>Principal Investigator</w:t>
-      </w:r>
-      <w:r>
-        <w:rPr>
-          <w:lang w:val="en-US"/>
-        </w:rPr>
-        <w:t xml:space="preserve"> from </w:t>
-      </w:r>
-      <w:proofErr w:type="spellStart"/>
-      <w:r>
-        <w:rPr>
-          <w:lang w:val="en-US"/>
-        </w:rPr>
-        <w:t>TUDelft</w:t>
-      </w:r>
-      <w:proofErr w:type="spellEnd"/>
-    </w:p>
-    <w:p>
-      <w:pPr>
-        <w:spacing w:after="0"/>
-        <w:jc w:val="center"/>
-        <w:rPr>
-          <w:b/>
-          <w:bCs/>
+          <w:lang w:val="pt-PT"/>
+        </w:rPr>
+      </w:pPr>
+      <w:r>
+        <w:rPr>
+          <w:lang w:val="pt-PT"/>
+        </w:rPr>
+        <w:t>Principal Investigator from TUDelft</w:t>
+      </w:r>
+    </w:p>
+    <w:p>
+      <w:pPr>
+        <w:spacing w:after="0"/>
+        <w:jc w:val="center"/>
+        <w:rPr>
+          <w:lang w:val="pt-PT"/>
         </w:rPr>
       </w:pPr>
       <w:hyperlink r:id="rId13" w:history="1">
         <w:r>
           <w:rPr>
             <w:rStyle w:val="Hipervnculo"/>
-            <w:b/>
-            <w:bCs/>
+            <w:lang w:val="pt-PT"/>
           </w:rPr>
-          <w:t>https://orcid.org/0000-0001-5916-3996</w:t>
+          <w:t>https://www.linkedin.com/in/ooviedot/</w:t>
         </w:r>
       </w:hyperlink>
     </w:p>
@@ -688,316 +648,245 @@
         <w:spacing w:after="0"/>
         <w:jc w:val="center"/>
         <w:rPr>
-          <w:b/>
-          <w:bCs/>
+          <w:lang w:val="en-US"/>
         </w:rPr>
       </w:pPr>
       <w:hyperlink r:id="rId14" w:history="1">
-        <w:r>
-          <w:rPr>
-            <w:rStyle w:val="Hipervnculo"/>
-            <w:b/>
-            <w:bCs/>
-          </w:rPr>
-          <w:t>https://orcid.org/0000-0003-2368-1876</w:t>
-        </w:r>
-      </w:hyperlink>
-    </w:p>
-    <w:p>
-      <w:pPr>
-        <w:spacing w:after="0"/>
-        <w:jc w:val="center"/>
-        <w:rPr>
-          <w:b/>
-          <w:bCs/>
-          <w:color w:val="4EA72E" w:themeColor="accent6"/>
-        </w:rPr>
-      </w:pPr>
-    </w:p>
-    <w:p>
-      <w:pPr>
-        <w:spacing w:after="0"/>
-        <w:jc w:val="center"/>
-        <w:rPr>
-          <w:b/>
-          <w:bCs/>
-          <w:color w:val="4EA72E" w:themeColor="accent6"/>
-          <w:lang w:val="en-US"/>
-        </w:rPr>
-      </w:pPr>
-      <w:r>
-        <w:rPr>
-          <w:b/>
-          <w:bCs/>
-          <w:color w:val="4EA72E" w:themeColor="accent6"/>
-          <w:lang w:val="en-US"/>
-        </w:rPr>
-        <w:t>UNIVERSITAT AUTONOMA DE</w:t>
-      </w:r>
-      <w:r>
-        <w:rPr>
-          <w:b/>
-          <w:bCs/>
-          <w:color w:val="4EA72E" w:themeColor="accent6"/>
-          <w:lang w:val="en-US"/>
-        </w:rPr>
-        <w:t xml:space="preserve"> </w:t>
-      </w:r>
-      <w:r>
-        <w:rPr>
-          <w:b/>
-          <w:bCs/>
-          <w:color w:val="4EA72E" w:themeColor="accent6"/>
-          <w:lang w:val="en-US"/>
-        </w:rPr>
-        <w:t>BARCELONA</w:t>
-      </w:r>
-    </w:p>
-    <w:p>
-      <w:pPr>
-        <w:spacing w:after="0"/>
-        <w:jc w:val="center"/>
-        <w:rPr>
-          <w:b/>
-          <w:bCs/>
-          <w:lang w:val="en-US"/>
-        </w:rPr>
-      </w:pPr>
-    </w:p>
-    <w:p>
-      <w:pPr>
-        <w:spacing w:after="0"/>
-        <w:jc w:val="center"/>
-        <w:rPr>
-          <w:b/>
-          <w:bCs/>
-          <w:lang w:val="en-US"/>
-        </w:rPr>
-      </w:pPr>
-      <w:r>
-        <w:rPr>
-          <w:b/>
-          <w:bCs/>
-          <w:lang w:val="en-US"/>
-        </w:rPr>
-        <w:t>Jaime Orrego</w:t>
-      </w:r>
-      <w:r>
-        <w:rPr>
-          <w:b/>
-          <w:bCs/>
-          <w:lang w:val="en-US"/>
-        </w:rPr>
-        <w:t xml:space="preserve"> </w:t>
-      </w:r>
-      <w:r>
-        <w:rPr>
-          <w:b/>
-          <w:bCs/>
-          <w:lang w:val="en-US"/>
-        </w:rPr>
-        <w:t>Oñate</w:t>
-      </w:r>
-    </w:p>
-    <w:p>
-      <w:pPr>
-        <w:spacing w:after="0"/>
-        <w:jc w:val="center"/>
-        <w:rPr>
-          <w:lang w:val="en-US"/>
-        </w:rPr>
-      </w:pPr>
-      <w:r>
-        <w:rPr>
-          <w:lang w:val="en-US"/>
-        </w:rPr>
-        <w:t>Principal Investigator</w:t>
-      </w:r>
-      <w:r>
-        <w:rPr>
-          <w:lang w:val="en-US"/>
-        </w:rPr>
-        <w:t xml:space="preserve"> from</w:t>
-      </w:r>
-      <w:r>
-        <w:rPr>
-          <w:lang w:val="en-US"/>
-        </w:rPr>
-        <w:t xml:space="preserve"> UAB</w:t>
-      </w:r>
-    </w:p>
-    <w:p>
-      <w:pPr>
-        <w:spacing w:after="0"/>
-        <w:jc w:val="center"/>
-        <w:rPr>
-          <w:b/>
-          <w:bCs/>
-          <w:lang w:val="en-US"/>
-        </w:rPr>
-      </w:pPr>
-      <w:hyperlink r:id="rId15" w:history="1">
-        <w:r>
-          <w:rPr>
-            <w:rStyle w:val="Hipervnculo"/>
-            <w:b/>
-            <w:bCs/>
-            <w:lang w:val="en-US"/>
-          </w:rPr>
-          <w:t>https://orcid.org/0000-0001-9368-2909</w:t>
-        </w:r>
-      </w:hyperlink>
-    </w:p>
-    <w:p>
-      <w:pPr>
-        <w:spacing w:after="0"/>
-        <w:jc w:val="center"/>
-        <w:rPr>
-          <w:b/>
-          <w:bCs/>
-          <w:lang w:val="en-US"/>
-        </w:rPr>
-      </w:pPr>
-    </w:p>
-    <w:p>
-      <w:pPr>
-        <w:spacing w:after="0"/>
-        <w:jc w:val="center"/>
-        <w:rPr>
-          <w:lang w:val="en-US"/>
-        </w:rPr>
-      </w:pPr>
-    </w:p>
-    <w:p>
-      <w:pPr>
-        <w:spacing w:after="0"/>
-        <w:jc w:val="center"/>
-        <w:rPr>
-          <w:lang w:val="en-US"/>
-        </w:rPr>
-      </w:pPr>
-    </w:p>
-    <w:p>
-      <w:pPr>
-        <w:spacing w:after="0"/>
-        <w:jc w:val="center"/>
-        <w:rPr>
-          <w:lang w:val="en-US"/>
-        </w:rPr>
-      </w:pPr>
-    </w:p>
-    <w:p>
-      <w:pPr>
-        <w:spacing w:after="0"/>
-        <w:jc w:val="center"/>
-        <w:rPr>
-          <w:b/>
-          <w:bCs/>
-          <w:color w:val="4EA72E" w:themeColor="accent6"/>
-          <w:lang w:val="en-US"/>
-        </w:rPr>
-      </w:pPr>
-      <w:r>
-        <w:rPr>
-          <w:b/>
-          <w:bCs/>
-          <w:color w:val="4EA72E" w:themeColor="accent6"/>
-          <w:lang w:val="en-US"/>
-        </w:rPr>
-        <w:t>OSLO METROPOLITAN UNIVERSITY</w:t>
-      </w:r>
-      <w:r>
-        <w:rPr>
-          <w:b/>
-          <w:bCs/>
-          <w:color w:val="4EA72E" w:themeColor="accent6"/>
-          <w:lang w:val="en-US"/>
-        </w:rPr>
-        <w:t xml:space="preserve"> (OSLOMET)</w:t>
-      </w:r>
-    </w:p>
-    <w:p>
-      <w:pPr>
-        <w:spacing w:after="0"/>
-        <w:jc w:val="center"/>
-        <w:rPr>
-          <w:b/>
-          <w:bCs/>
-          <w:lang w:val="en-US"/>
-        </w:rPr>
-      </w:pPr>
-    </w:p>
-    <w:p>
-      <w:pPr>
-        <w:spacing w:after="0"/>
-        <w:jc w:val="center"/>
-        <w:rPr>
-          <w:b/>
-          <w:bCs/>
-          <w:lang w:val="en-US"/>
-        </w:rPr>
-      </w:pPr>
-      <w:r>
-        <w:rPr>
-          <w:b/>
-          <w:bCs/>
-          <w:lang w:val="en-US"/>
-        </w:rPr>
-        <w:t>Daniel Piatkowski</w:t>
-      </w:r>
-    </w:p>
-    <w:p>
-      <w:pPr>
-        <w:spacing w:after="0"/>
-        <w:jc w:val="center"/>
-        <w:rPr>
-          <w:lang w:val="en-US"/>
-        </w:rPr>
-      </w:pPr>
-      <w:r>
-        <w:rPr>
-          <w:lang w:val="en-US"/>
-        </w:rPr>
-        <w:t>Principal Investigator</w:t>
-      </w:r>
-      <w:r>
-        <w:rPr>
-          <w:lang w:val="en-US"/>
-        </w:rPr>
-        <w:t xml:space="preserve"> from</w:t>
-      </w:r>
-      <w:r>
-        <w:rPr>
-          <w:lang w:val="en-US"/>
-        </w:rPr>
-        <w:t xml:space="preserve"> </w:t>
-      </w:r>
-      <w:proofErr w:type="spellStart"/>
-      <w:r>
-        <w:rPr>
-          <w:lang w:val="en-US"/>
-        </w:rPr>
-        <w:t>OsloMet</w:t>
-      </w:r>
-      <w:proofErr w:type="spellEnd"/>
-    </w:p>
-    <w:p>
-      <w:pPr>
-        <w:spacing w:after="0"/>
-        <w:jc w:val="center"/>
-        <w:rPr>
-          <w:lang w:val="en-US"/>
-        </w:rPr>
-      </w:pPr>
-      <w:hyperlink r:id="rId16" w:history="1">
         <w:r>
           <w:rPr>
             <w:rStyle w:val="Hipervnculo"/>
             <w:lang w:val="en-US"/>
           </w:rPr>
-          <w:t>https://www.oslomet.no/en/about/employee/danielpi/</w:t>
+          <w:t>https://www.linkedin.com/in/maryam-jafari93/</w:t>
         </w:r>
       </w:hyperlink>
+    </w:p>
+    <w:p>
+      <w:pPr>
+        <w:spacing w:after="0"/>
+        <w:jc w:val="center"/>
+        <w:rPr>
+          <w:b/>
+          <w:bCs/>
+          <w:color w:val="4EA72E" w:themeColor="accent6"/>
+          <w:lang w:val="en-US"/>
+        </w:rPr>
+      </w:pPr>
+    </w:p>
+    <w:p>
+      <w:pPr>
+        <w:spacing w:after="0"/>
+        <w:jc w:val="center"/>
+        <w:rPr>
+          <w:b/>
+          <w:bCs/>
+          <w:color w:val="4EA72E" w:themeColor="accent6"/>
+          <w:lang w:val="pt-PT"/>
+        </w:rPr>
+      </w:pPr>
+      <w:r>
+        <w:rPr>
+          <w:b/>
+          <w:bCs/>
+          <w:color w:val="4EA72E" w:themeColor="accent6"/>
+          <w:lang w:val="pt-PT"/>
+        </w:rPr>
+        <w:t>UNIVERSITAT AUTONOMA DE BARCELONA</w:t>
+      </w:r>
+    </w:p>
+    <w:p>
+      <w:pPr>
+        <w:spacing w:after="0"/>
+        <w:jc w:val="center"/>
+        <w:rPr>
+          <w:b/>
+          <w:bCs/>
+          <w:lang w:val="pt-PT"/>
+        </w:rPr>
+      </w:pPr>
+    </w:p>
+    <w:p>
+      <w:pPr>
+        <w:spacing w:after="0"/>
+        <w:jc w:val="center"/>
+        <w:rPr>
+          <w:b/>
+          <w:bCs/>
+          <w:lang w:val="pt-PT"/>
+        </w:rPr>
+      </w:pPr>
+      <w:r>
+        <w:rPr>
+          <w:b/>
+          <w:bCs/>
+          <w:lang w:val="pt-PT"/>
+        </w:rPr>
+        <w:t>Jaime Orrego Oñate</w:t>
+      </w:r>
+    </w:p>
+    <w:p>
+      <w:pPr>
+        <w:spacing w:after="0"/>
+        <w:jc w:val="center"/>
+        <w:rPr>
+          <w:lang w:val="pt-PT"/>
+        </w:rPr>
+      </w:pPr>
+      <w:r>
+        <w:rPr>
+          <w:lang w:val="pt-PT"/>
+        </w:rPr>
+        <w:t>Principal Investigator from UAB</w:t>
+      </w:r>
+    </w:p>
+    <w:p>
+      <w:pPr>
+        <w:spacing w:after="0"/>
+        <w:jc w:val="center"/>
+        <w:rPr>
+          <w:lang w:val="pt-PT"/>
+        </w:rPr>
+      </w:pPr>
+      <w:hyperlink r:id="rId15" w:history="1">
+        <w:r>
+          <w:rPr>
+            <w:rStyle w:val="Hipervnculo"/>
+            <w:lang w:val="pt-PT"/>
+          </w:rPr>
+          <w:t>https://www.linkedin.com/in/jaime-orrego/</w:t>
+        </w:r>
+      </w:hyperlink>
+    </w:p>
+    <w:p>
+      <w:pPr>
+        <w:spacing w:after="0"/>
+        <w:jc w:val="center"/>
+        <w:rPr>
+          <w:b/>
+          <w:bCs/>
+          <w:lang w:val="pt-PT"/>
+        </w:rPr>
+      </w:pPr>
+    </w:p>
+    <w:p>
+      <w:pPr>
+        <w:spacing w:after="0"/>
+        <w:jc w:val="center"/>
+        <w:rPr>
+          <w:lang w:val="pt-PT"/>
+        </w:rPr>
+      </w:pPr>
+    </w:p>
+    <w:p>
+      <w:pPr>
+        <w:spacing w:after="0"/>
+        <w:jc w:val="center"/>
+        <w:rPr>
+          <w:lang w:val="pt-PT"/>
+        </w:rPr>
+      </w:pPr>
+    </w:p>
+    <w:p>
+      <w:pPr>
+        <w:spacing w:after="0"/>
+        <w:jc w:val="center"/>
+        <w:rPr>
+          <w:lang w:val="pt-PT"/>
+        </w:rPr>
+      </w:pPr>
+    </w:p>
+    <w:p>
+      <w:pPr>
+        <w:spacing w:after="0"/>
+        <w:jc w:val="center"/>
+        <w:rPr>
+          <w:b/>
+          <w:bCs/>
+          <w:color w:val="4EA72E" w:themeColor="accent6"/>
+          <w:lang w:val="pt-PT"/>
+        </w:rPr>
+      </w:pPr>
+      <w:r>
+        <w:rPr>
+          <w:b/>
+          <w:bCs/>
+          <w:color w:val="4EA72E" w:themeColor="accent6"/>
+          <w:lang w:val="pt-PT"/>
+        </w:rPr>
+        <w:t>OSLO METROPOLITAN UNIVERSITY (OSLOMET)</w:t>
+      </w:r>
+    </w:p>
+    <w:p>
+      <w:pPr>
+        <w:spacing w:after="0"/>
+        <w:jc w:val="center"/>
+        <w:rPr>
+          <w:b/>
+          <w:bCs/>
+          <w:lang w:val="pt-PT"/>
+        </w:rPr>
+      </w:pPr>
+    </w:p>
+    <w:p>
+      <w:pPr>
+        <w:spacing w:after="0"/>
+        <w:jc w:val="center"/>
+        <w:rPr>
+          <w:b/>
+          <w:bCs/>
+          <w:lang w:val="pt-PT"/>
+        </w:rPr>
+      </w:pPr>
+      <w:r>
+        <w:rPr>
+          <w:b/>
+          <w:bCs/>
+          <w:lang w:val="pt-PT"/>
+        </w:rPr>
+        <w:t>Daniel Piatkowski</w:t>
+      </w:r>
+    </w:p>
+    <w:p>
+      <w:pPr>
+        <w:spacing w:after="0"/>
+        <w:jc w:val="center"/>
+        <w:rPr>
+          <w:lang w:val="pt-PT"/>
+        </w:rPr>
+      </w:pPr>
+      <w:r>
+        <w:rPr>
+          <w:lang w:val="pt-PT"/>
+        </w:rPr>
+        <w:t>Principal Investigator from OsloMet</w:t>
+      </w:r>
+    </w:p>
+    <w:p>
+      <w:pPr>
+        <w:spacing w:after="0"/>
+        <w:jc w:val="center"/>
+        <w:rPr>
+          <w:lang w:val="pt-PT"/>
+        </w:rPr>
+      </w:pPr>
+      <w:hyperlink r:id="rId16" w:history="1">
+        <w:r>
+          <w:rPr>
+            <w:rStyle w:val="Hipervnculo"/>
+            <w:lang w:val="pt-PT"/>
+          </w:rPr>
+          <w:t>https://www.linkedin.com/in/dan-piatkowski-39977b48/</w:t>
+        </w:r>
+      </w:hyperlink>
+    </w:p>
+    <w:p>
+      <w:pPr>
+        <w:spacing w:after="0"/>
+        <w:jc w:val="center"/>
+        <w:rPr>
+          <w:lang w:val="pt-PT"/>
+        </w:rPr>
+      </w:pPr>
     </w:p>
     <w:p>
       <w:pPr>
@@ -1032,7 +921,7 @@
             <w:rStyle w:val="Hipervnculo"/>
             <w:lang w:val="en-US"/>
           </w:rPr>
-          <w:t>https://www.oslomet.no/en/about/employee/iokos9043/</w:t>
+          <w:t>https://www.linkedin.com/in/ikosmidis/</w:t>
         </w:r>
       </w:hyperlink>
     </w:p>
@@ -1050,10 +939,19 @@
         <w:spacing w:after="0"/>
         <w:jc w:val="center"/>
         <w:rPr>
+          <w:lang w:val="en-US"/>
+        </w:rPr>
+      </w:pPr>
+    </w:p>
+    <w:p>
+      <w:pPr>
+        <w:spacing w:after="0"/>
+        <w:jc w:val="center"/>
+        <w:rPr>
           <w:b/>
           <w:bCs/>
           <w:color w:val="4EA72E" w:themeColor="accent6"/>
-          <w:lang w:val="en-US"/>
+          <w:lang w:val="pt-PT"/>
         </w:rPr>
       </w:pPr>
       <w:r>
@@ -1061,7 +959,7 @@
           <w:b/>
           <w:bCs/>
           <w:color w:val="4EA72E" w:themeColor="accent6"/>
-          <w:lang w:val="en-US"/>
+          <w:lang w:val="pt-PT"/>
         </w:rPr>
         <w:t>CÂMARA MUNICIPAL DE LISBOA</w:t>
       </w:r>
@@ -1073,25 +971,25 @@
         <w:rPr>
           <w:b/>
           <w:bCs/>
-          <w:lang w:val="en-US"/>
-        </w:rPr>
-      </w:pPr>
-    </w:p>
-    <w:p>
-      <w:pPr>
-        <w:spacing w:after="0"/>
-        <w:jc w:val="center"/>
-        <w:rPr>
-          <w:b/>
-          <w:bCs/>
-          <w:lang w:val="en-US"/>
-        </w:rPr>
-      </w:pPr>
-      <w:r>
-        <w:rPr>
-          <w:b/>
-          <w:bCs/>
-          <w:lang w:val="en-US"/>
+          <w:lang w:val="pt-PT"/>
+        </w:rPr>
+      </w:pPr>
+    </w:p>
+    <w:p>
+      <w:pPr>
+        <w:spacing w:after="0"/>
+        <w:jc w:val="center"/>
+        <w:rPr>
+          <w:b/>
+          <w:bCs/>
+          <w:lang w:val="pt-PT"/>
+        </w:rPr>
+      </w:pPr>
+      <w:r>
+        <w:rPr>
+          <w:b/>
+          <w:bCs/>
+          <w:lang w:val="pt-PT"/>
         </w:rPr>
         <w:t>Inês Castro Henriques</w:t>
       </w:r>
@@ -1101,26 +999,14 @@
         <w:spacing w:after="0"/>
         <w:jc w:val="center"/>
         <w:rPr>
-          <w:lang w:val="en-US"/>
-        </w:rPr>
-      </w:pPr>
-      <w:r>
-        <w:rPr>
-          <w:lang w:val="en-US"/>
-        </w:rPr>
-        <w:t>Principal Investigator</w:t>
-      </w:r>
-      <w:r>
-        <w:rPr>
-          <w:lang w:val="en-US"/>
-        </w:rPr>
-        <w:t xml:space="preserve"> from </w:t>
-      </w:r>
-      <w:r>
-        <w:rPr>
-          <w:lang w:val="en-US"/>
-        </w:rPr>
-        <w:t>CML</w:t>
+          <w:lang w:val="pt-PT"/>
+        </w:rPr>
+      </w:pPr>
+      <w:r>
+        <w:rPr>
+          <w:lang w:val="pt-PT"/>
+        </w:rPr>
+        <w:t>Principal Investigator from CML</w:t>
       </w:r>
     </w:p>
     <w:p>
@@ -1130,7 +1016,7 @@
         <w:rPr>
           <w:b/>
           <w:bCs/>
-          <w:lang w:val="en-US"/>
+          <w:lang w:val="pt-PT"/>
         </w:rPr>
       </w:pPr>
       <w:hyperlink r:id="rId18" w:history="1">
@@ -1139,7 +1025,7 @@
             <w:rStyle w:val="Hipervnculo"/>
             <w:b/>
             <w:bCs/>
-            <w:lang w:val="en-US"/>
+            <w:lang w:val="pt-PT"/>
           </w:rPr>
           <w:t>https://www.linkedin.com/in/in%C3%AAs-castro-henriques/</w:t>
         </w:r>
@@ -1152,41 +1038,31 @@
         <w:rPr>
           <w:b/>
           <w:bCs/>
-          <w:lang w:val="en-US"/>
-        </w:rPr>
-      </w:pPr>
-      <w:r>
-        <w:rPr>
-          <w:b/>
-          <w:bCs/>
-          <w:lang w:val="en-US"/>
-        </w:rPr>
-        <w:t xml:space="preserve">Ana </w:t>
-      </w:r>
-      <w:proofErr w:type="spellStart"/>
-      <w:r>
-        <w:rPr>
-          <w:b/>
-          <w:bCs/>
-          <w:lang w:val="en-US"/>
-        </w:rPr>
-        <w:t>Marçal</w:t>
-      </w:r>
-      <w:proofErr w:type="spellEnd"/>
+          <w:lang w:val="pt-PT"/>
+        </w:rPr>
+      </w:pPr>
+      <w:r>
+        <w:rPr>
+          <w:b/>
+          <w:bCs/>
+          <w:lang w:val="pt-PT"/>
+        </w:rPr>
+        <w:t>Ana Marçal</w:t>
+      </w:r>
     </w:p>
     <w:p>
       <w:pPr>
         <w:spacing w:line="240" w:lineRule="auto"/>
         <w:jc w:val="center"/>
         <w:rPr>
-          <w:lang w:val="en-US"/>
+          <w:lang w:val="pt-PT"/>
         </w:rPr>
       </w:pPr>
       <w:hyperlink r:id="rId19" w:history="1">
         <w:r>
           <w:rPr>
             <w:rStyle w:val="Hipervnculo"/>
-            <w:lang w:val="en-US"/>
+            <w:lang w:val="pt-PT"/>
           </w:rPr>
           <w:t>https://www.linkedin.com/in/ana-mar%C3%A7al-329109b6/</w:t>
         </w:r>
@@ -1245,6 +1121,7 @@
           <w:b/>
           <w:bCs/>
           <w:color w:val="4EA72E" w:themeColor="accent6"/>
+          <w:lang w:val="en-US"/>
         </w:rPr>
       </w:pPr>
       <w:r>
@@ -1252,6 +1129,7 @@
           <w:b/>
           <w:bCs/>
           <w:color w:val="4EA72E" w:themeColor="accent6"/>
+          <w:lang w:val="en-US"/>
         </w:rPr>
         <w:t xml:space="preserve">Holbæk </w:t>
       </w:r>
@@ -1261,6 +1139,7 @@
           <w:b/>
           <w:bCs/>
           <w:color w:val="4EA72E" w:themeColor="accent6"/>
+          <w:lang w:val="en-US"/>
         </w:rPr>
         <w:t>Kommune</w:t>
       </w:r>
@@ -1273,12 +1152,14 @@
         <w:rPr>
           <w:b/>
           <w:bCs/>
-        </w:rPr>
-      </w:pPr>
-      <w:r>
-        <w:rPr>
-          <w:b/>
-          <w:bCs/>
+          <w:lang w:val="en-US"/>
+        </w:rPr>
+      </w:pPr>
+      <w:r>
+        <w:rPr>
+          <w:b/>
+          <w:bCs/>
+          <w:lang w:val="en-US"/>
         </w:rPr>
         <w:t>Lene Krull</w:t>
       </w:r>
@@ -1371,6 +1252,37 @@
           <w:lang w:val="en-US"/>
         </w:rPr>
       </w:pPr>
+      <w:hyperlink r:id="rId22" w:history="1">
+        <w:r>
+          <w:rPr>
+            <w:rStyle w:val="Hipervnculo"/>
+            <w:b/>
+            <w:bCs/>
+            <w:lang w:val="en-US"/>
+          </w:rPr>
+          <w:t>https://www.linkedin.com/in/dorthe-skovr%C3%B8d-christensen-1a39988/</w:t>
+        </w:r>
+      </w:hyperlink>
+    </w:p>
+    <w:p>
+      <w:pPr>
+        <w:jc w:val="center"/>
+        <w:rPr>
+          <w:b/>
+          <w:bCs/>
+          <w:lang w:val="en-US"/>
+        </w:rPr>
+      </w:pPr>
+    </w:p>
+    <w:p>
+      <w:pPr>
+        <w:jc w:val="center"/>
+        <w:rPr>
+          <w:b/>
+          <w:bCs/>
+          <w:lang w:val="en-US"/>
+        </w:rPr>
+      </w:pPr>
       <w:r>
         <w:rPr>
           <w:b/>
@@ -1409,7 +1321,7 @@
           <w:lang w:val="en-US"/>
         </w:rPr>
       </w:pPr>
-      <w:hyperlink r:id="rId22" w:history="1">
+      <w:hyperlink r:id="rId23" w:history="1">
         <w:r>
           <w:rPr>
             <w:rStyle w:val="Hipervnculo"/>
@@ -1467,6 +1379,7 @@
           <w:bCs/>
           <w:lang w:val="pt-PT"/>
         </w:rPr>
+        <w:lastRenderedPageBreak/>
         <w:t>Mateus Humberto Andrade</w:t>
       </w:r>
     </w:p>
@@ -1488,19 +1401,7 @@
         <w:rPr>
           <w:lang w:val="en-US"/>
         </w:rPr>
-        <w:t>contact</w:t>
-      </w:r>
-      <w:r>
-        <w:rPr>
-          <w:lang w:val="en-US"/>
-        </w:rPr>
-        <w:t xml:space="preserve"> from</w:t>
-      </w:r>
-      <w:r>
-        <w:rPr>
-          <w:lang w:val="en-US"/>
-        </w:rPr>
-        <w:t xml:space="preserve"> USP</w:t>
+        <w:t>contact from USP</w:t>
       </w:r>
     </w:p>
     <w:p>
@@ -1510,16 +1411,36 @@
         <w:rPr>
           <w:b/>
           <w:bCs/>
-        </w:rPr>
-      </w:pPr>
-      <w:hyperlink r:id="rId23" w:history="1">
+          <w:lang w:val="en-US"/>
+        </w:rPr>
+      </w:pPr>
+      <w:hyperlink r:id="rId24" w:history="1">
         <w:r>
           <w:rPr>
             <w:rStyle w:val="Hipervnculo"/>
             <w:b/>
             <w:bCs/>
+            <w:lang w:val="en-US"/>
           </w:rPr>
-          <w:t>https://orcid.org/0000-0002-6602-5708</w:t>
+          <w:t>https://orcid.o</w:t>
+        </w:r>
+        <w:r>
+          <w:rPr>
+            <w:rStyle w:val="Hipervnculo"/>
+            <w:b/>
+            <w:bCs/>
+            <w:lang w:val="en-US"/>
+          </w:rPr>
+          <w:t>r</w:t>
+        </w:r>
+        <w:r>
+          <w:rPr>
+            <w:rStyle w:val="Hipervnculo"/>
+            <w:b/>
+            <w:bCs/>
+            <w:lang w:val="en-US"/>
+          </w:rPr>
+          <w:t>g/0000-0002-6602-5708</w:t>
         </w:r>
       </w:hyperlink>
     </w:p>
@@ -1529,6 +1450,7 @@
         <w:rPr>
           <w:b/>
           <w:bCs/>
+          <w:lang w:val="en-US"/>
         </w:rPr>
       </w:pPr>
     </w:p>
